--- a/Materias/Diseño de sistemas/Material/TP1/Flujos de sucesos/CU9 - Configurar tarifa/CU - Configurar tarifas.docx
+++ b/Materias/Diseño de sistemas/Material/TP1/Flujos de sucesos/CU9 - Configurar tarifa/CU - Configurar tarifas.docx
@@ -17959,12 +17959,12 @@
           <wp:inline distB="114300" distT="114300" distL="114300" distR="114300">
             <wp:extent cx="3230145" cy="2538413"/>
             <wp:effectExtent b="0" l="0" r="0" t="0"/>
-            <wp:docPr id="5" name="image1.png"/>
+            <wp:docPr id="5" name="image5.png"/>
             <a:graphic>
               <a:graphicData uri="http://schemas.openxmlformats.org/drawingml/2006/picture">
                 <pic:pic>
                   <pic:nvPicPr>
-                    <pic:cNvPr id="0" name="image1.png"/>
+                    <pic:cNvPr id="0" name="image5.png"/>
                     <pic:cNvPicPr preferRelativeResize="0"/>
                   </pic:nvPicPr>
                   <pic:blipFill>
@@ -18283,12 +18283,12 @@
           <wp:inline distB="114300" distT="114300" distL="114300" distR="114300">
             <wp:extent cx="3300413" cy="3261946"/>
             <wp:effectExtent b="0" l="0" r="0" t="0"/>
-            <wp:docPr id="7" name="image9.png"/>
+            <wp:docPr id="7" name="image7.png"/>
             <a:graphic>
               <a:graphicData uri="http://schemas.openxmlformats.org/drawingml/2006/picture">
                 <pic:pic>
                   <pic:nvPicPr>
-                    <pic:cNvPr id="0" name="image9.png"/>
+                    <pic:cNvPr id="0" name="image7.png"/>
                     <pic:cNvPicPr preferRelativeResize="0"/>
                   </pic:nvPicPr>
                   <pic:blipFill>
@@ -18392,12 +18392,12 @@
           <wp:inline distB="114300" distT="114300" distL="114300" distR="114300">
             <wp:extent cx="2825483" cy="3024188"/>
             <wp:effectExtent b="0" l="0" r="0" t="0"/>
-            <wp:docPr id="3" name="image8.png"/>
+            <wp:docPr id="3" name="image10.png"/>
             <a:graphic>
               <a:graphicData uri="http://schemas.openxmlformats.org/drawingml/2006/picture">
                 <pic:pic>
                   <pic:nvPicPr>
-                    <pic:cNvPr id="0" name="image8.png"/>
+                    <pic:cNvPr id="0" name="image10.png"/>
                     <pic:cNvPicPr preferRelativeResize="0"/>
                   </pic:nvPicPr>
                   <pic:blipFill>
@@ -18517,12 +18517,12 @@
           <wp:inline distB="114300" distT="114300" distL="114300" distR="114300">
             <wp:extent cx="4043363" cy="3178512"/>
             <wp:effectExtent b="0" l="0" r="0" t="0"/>
-            <wp:docPr id="6" name="image3.png"/>
+            <wp:docPr id="6" name="image6.png"/>
             <a:graphic>
               <a:graphicData uri="http://schemas.openxmlformats.org/drawingml/2006/picture">
                 <pic:pic>
                   <pic:nvPicPr>
-                    <pic:cNvPr id="0" name="image3.png"/>
+                    <pic:cNvPr id="0" name="image6.png"/>
                     <pic:cNvPicPr preferRelativeResize="0"/>
                   </pic:nvPicPr>
                   <pic:blipFill>
@@ -18626,12 +18626,12 @@
           <wp:inline distB="114300" distT="114300" distL="114300" distR="114300">
             <wp:extent cx="3119438" cy="2748811"/>
             <wp:effectExtent b="0" l="0" r="0" t="0"/>
-            <wp:docPr id="2" name="image6.png"/>
+            <wp:docPr id="2" name="image1.png"/>
             <a:graphic>
               <a:graphicData uri="http://schemas.openxmlformats.org/drawingml/2006/picture">
                 <pic:pic>
                   <pic:nvPicPr>
-                    <pic:cNvPr id="0" name="image6.png"/>
+                    <pic:cNvPr id="0" name="image1.png"/>
                     <pic:cNvPicPr preferRelativeResize="0"/>
                   </pic:nvPicPr>
                   <pic:blipFill>
@@ -18767,12 +18767,12 @@
           <wp:inline distB="114300" distT="114300" distL="114300" distR="114300">
             <wp:extent cx="5731200" cy="2311400"/>
             <wp:effectExtent b="0" l="0" r="0" t="0"/>
-            <wp:docPr id="10" name="image7.png"/>
+            <wp:docPr id="10" name="image3.png"/>
             <a:graphic>
               <a:graphicData uri="http://schemas.openxmlformats.org/drawingml/2006/picture">
                 <pic:pic>
                   <pic:nvPicPr>
-                    <pic:cNvPr id="0" name="image7.png"/>
+                    <pic:cNvPr id="0" name="image3.png"/>
                     <pic:cNvPicPr preferRelativeResize="0"/>
                   </pic:nvPicPr>
                   <pic:blipFill>
@@ -18876,12 +18876,12 @@
           <wp:inline distB="114300" distT="114300" distL="114300" distR="114300">
             <wp:extent cx="2810580" cy="2013427"/>
             <wp:effectExtent b="0" l="0" r="0" t="0"/>
-            <wp:docPr id="1" name="image2.png"/>
+            <wp:docPr id="1" name="image8.png"/>
             <a:graphic>
               <a:graphicData uri="http://schemas.openxmlformats.org/drawingml/2006/picture">
                 <pic:pic>
                   <pic:nvPicPr>
-                    <pic:cNvPr id="0" name="image2.png"/>
+                    <pic:cNvPr id="0" name="image8.png"/>
                     <pic:cNvPicPr preferRelativeResize="0"/>
                   </pic:nvPicPr>
                   <pic:blipFill>
@@ -18969,12 +18969,12 @@
           <wp:inline distB="114300" distT="114300" distL="114300" distR="114300">
             <wp:extent cx="2843213" cy="2039508"/>
             <wp:effectExtent b="0" l="0" r="0" t="0"/>
-            <wp:docPr id="9" name="image5.png"/>
+            <wp:docPr id="9" name="image2.png"/>
             <a:graphic>
               <a:graphicData uri="http://schemas.openxmlformats.org/drawingml/2006/picture">
                 <pic:pic>
                   <pic:nvPicPr>
-                    <pic:cNvPr id="0" name="image5.png"/>
+                    <pic:cNvPr id="0" name="image2.png"/>
                     <pic:cNvPicPr preferRelativeResize="0"/>
                   </pic:nvPicPr>
                   <pic:blipFill>
@@ -19046,12 +19046,12 @@
           <wp:inline distB="114300" distT="114300" distL="114300" distR="114300">
             <wp:extent cx="3327572" cy="2404475"/>
             <wp:effectExtent b="0" l="0" r="0" t="0"/>
-            <wp:docPr id="4" name="image10.png"/>
+            <wp:docPr id="4" name="image9.png"/>
             <a:graphic>
               <a:graphicData uri="http://schemas.openxmlformats.org/drawingml/2006/picture">
                 <pic:pic>
                   <pic:nvPicPr>
-                    <pic:cNvPr id="0" name="image10.png"/>
+                    <pic:cNvPr id="0" name="image9.png"/>
                     <pic:cNvPicPr preferRelativeResize="0"/>
                   </pic:nvPicPr>
                   <pic:blipFill>
